--- a/plantillas_maestras/06_seguro_hogar_e_inmuebles/negativa_cobertura/2_o_mas_ddos_varios/varon/test_107.docx
+++ b/plantillas_maestras/06_seguro_hogar_e_inmuebles/negativa_cobertura/2_o_mas_ddos_varios/varon/test_107.docx
@@ -484,7 +484,7 @@
           <w14:ligatures w14:val="none"/>
         </w:rPr>
         <w:tab/>
-        <w:t xml:space="preserve">:       </w:t>
+        <w:t xml:space="preserve">: </w:t>
       </w:r>
       <w:r>
         <w:rPr>
@@ -942,7 +942,7 @@
           <w:lang w:val="es-ES" w:eastAsia="es-ES"/>
           <w14:ligatures w14:val="none"/>
         </w:rPr>
-        <w:t>por presuntas infracciones a la Ley N°29571, Código de Protección y</w:t>
+        <w:t>por presuntas infracciones a la Ley 29571, Código de Protección y</w:t>
       </w:r>
       <w:r>
         <w:rPr>
@@ -1121,7 +1121,7 @@
           <w:lang w:eastAsia="es-ES"/>
           <w14:ligatures w14:val="none"/>
         </w:rPr>
-        <w:t xml:space="preserve"> Prestatarios – Póliza N°17027395</w:t>
+        <w:t xml:space="preserve"> Prestatarios – Póliza 17027395</w:t>
       </w:r>
       <w:r>
         <w:rPr>
@@ -1534,7 +1534,7 @@
           <w:lang w:eastAsia="es-ES"/>
           <w14:ligatures w14:val="none"/>
         </w:rPr>
-        <w:t>Tasación Comercial N°TERRA-014-22-MB-INM</w:t>
+        <w:t>Tasación Comercial TERRA-014-22-MB-INM</w:t>
       </w:r>
       <w:r>
         <w:rPr>
@@ -2151,7 +2151,7 @@
           <w:lang w:eastAsia="es-ES"/>
           <w14:ligatures w14:val="none"/>
         </w:rPr>
-        <w:t xml:space="preserve">  </w:t>
+        <w:t xml:space="preserve"> </w:t>
       </w:r>
     </w:p>
     <w:p>
@@ -2393,7 +2393,7 @@
           <w:lang w:eastAsia="es-ES"/>
           <w14:ligatures w14:val="none"/>
         </w:rPr>
-        <w:t>El 18 de febrero de 2026, Pacífico, mediante comunicación N°PPS-01111/2026 suscrita por su Jefe de Gestión de Reclamos, informó la designación de Crawford</w:t>
+        <w:t>El 18 de febrero de 2026, Pacífico, mediante comunicación PPS-01111/2026 suscrita por su Jefe de Gestión de Reclamos, informó la designación de Crawford</w:t>
       </w:r>
       <w:r>
         <w:rPr>
@@ -2527,7 +2527,7 @@
           <w:lang w:eastAsia="es-ES"/>
           <w14:ligatures w14:val="none"/>
         </w:rPr>
-        <w:t>comunicación N°PPS-01111/2026</w:t>
+        <w:t>comunicación PPS-01111/2026</w:t>
       </w:r>
       <w:r>
         <w:rPr>
@@ -3233,7 +3233,7 @@
           <w:lang w:eastAsia="es-ES"/>
           <w14:ligatures w14:val="none"/>
         </w:rPr>
-        <w:t xml:space="preserve"> el Informe Final N°02 </w:t>
+        <w:t xml:space="preserve"> el Informe Final 02 </w:t>
       </w:r>
       <w:r>
         <w:rPr>
@@ -3380,7 +3380,7 @@
           <w:lang w:eastAsia="es-ES"/>
           <w14:ligatures w14:val="none"/>
         </w:rPr>
-        <w:t xml:space="preserve">Crawford consignó en el Informe Final N°02 una antigüedad de 23 años para el inmueble asegurado, pese a que el Seguro </w:t>
+        <w:t xml:space="preserve">Crawford consignó en el Informe Final 02 una antigüedad de 23 años para el inmueble asegurado, pese a que el Seguro </w:t>
       </w:r>
       <w:proofErr w:type="spellStart"/>
       <w:r>
@@ -4030,7 +4030,7 @@
           <w:lang w:val="es-ES" w:eastAsia="es-ES"/>
           <w14:ligatures w14:val="none"/>
         </w:rPr>
-        <w:t xml:space="preserve">cumpla  con: (i) </w:t>
+        <w:t xml:space="preserve">cumpla con: (i) </w:t>
       </w:r>
       <w:r>
         <w:rPr>
@@ -4548,7 +4548,7 @@
           <w:lang w:eastAsia="es-PE"/>
           <w14:ligatures w14:val="none"/>
         </w:rPr>
-        <w:t>Técnica de la Comisión de Protección al Consumidor N°1 (en adelante, la Secretaría Técnica), en ejercicio de sus facultades</w:t>
+        <w:t>Técnica de la Comisión de Protección al Consumidor 1 (en adelante, la Secretaría Técnica), en ejercicio de sus facultades</w:t>
       </w:r>
       <w:r>
         <w:rPr>
@@ -4590,7 +4590,7 @@
           <w:rFonts w:ascii="Arial Narrow" w:eastAsia="Arial Narrow" w:hAnsi="Arial Narrow" w:cs="Arial Narrow"/>
           <w:bCs/>
         </w:rPr>
-        <w:t xml:space="preserve">Pacífico Compañía de Seguros y Reaseguros S.A. habría negado injustificadamente la cobertura solicitada por el denunciante del siniestro ocurrido en el inmueble asegurado con la Póliza N°17027395 del Seguro </w:t>
+        <w:t xml:space="preserve">Pacífico Compañía de Seguros y Reaseguros S.A. habría negado injustificadamente la cobertura solicitada por el denunciante del siniestro ocurrido en el inmueble asegurado con la Póliza 17027395 del Seguro </w:t>
       </w:r>
       <w:proofErr w:type="spellStart"/>
       <w:r>
@@ -4624,7 +4624,7 @@
           <w:lang w:eastAsia="es-PE"/>
           <w14:ligatures w14:val="none"/>
         </w:rPr>
-        <w:t>°</w:t>
+        <w:t/>
       </w:r>
       <w:r>
         <w:rPr>
@@ -4642,7 +4642,7 @@
           <w:lang w:eastAsia="es-PE"/>
           <w14:ligatures w14:val="none"/>
         </w:rPr>
-        <w:t>°</w:t>
+        <w:t/>
       </w:r>
       <w:r>
         <w:rPr>
@@ -4733,7 +4733,7 @@
           <w:rFonts w:ascii="Arial Narrow" w:eastAsia="Arial Narrow" w:hAnsi="Arial Narrow" w:cs="Arial Narrow"/>
           <w:bCs/>
         </w:rPr>
-        <w:t xml:space="preserve">Pacífico Compañía de Seguros y Reaseguros S.A. no habría cumplido con emitir pronunciamiento dentro del plazo legal a la solicitud de cobertura presentada por el denunciante del siniestro ocurrido en el inmueble asegurado con la Póliza N°17027395 del Seguro </w:t>
+        <w:t xml:space="preserve">Pacífico Compañía de Seguros y Reaseguros S.A. no habría cumplido con emitir pronunciamiento dentro del plazo legal a la solicitud de cobertura presentada por el denunciante del siniestro ocurrido en el inmueble asegurado con la Póliza 17027395 del Seguro </w:t>
       </w:r>
       <w:proofErr w:type="spellStart"/>
       <w:r>
@@ -4767,7 +4767,7 @@
           <w:lang w:eastAsia="es-PE"/>
           <w14:ligatures w14:val="none"/>
         </w:rPr>
-        <w:t>°</w:t>
+        <w:t/>
       </w:r>
       <w:r>
         <w:rPr>
@@ -4785,7 +4785,7 @@
           <w:lang w:eastAsia="es-PE"/>
           <w14:ligatures w14:val="none"/>
         </w:rPr>
-        <w:t>°</w:t>
+        <w:t/>
       </w:r>
       <w:r>
         <w:rPr>
@@ -4804,7 +4804,7 @@
           <w:lang w:eastAsia="es-PE"/>
           <w14:ligatures w14:val="none"/>
         </w:rPr>
-        <w:t xml:space="preserve">.  </w:t>
+        <w:t xml:space="preserve">. </w:t>
       </w:r>
     </w:p>
     <w:bookmarkEnd w:id="7"/>
@@ -4873,7 +4873,7 @@
           <w:rFonts w:ascii="Arial Narrow" w:eastAsia="Arial Narrow" w:hAnsi="Arial Narrow" w:cs="Arial Narrow"/>
           <w:bCs/>
         </w:rPr>
-        <w:t xml:space="preserve">B&amp;C Ajustadores y Peritos de Seguros S.A. habría realizado un indebido ajuste del siniestro ocurrido en el inmueble asegurado con la Póliza N°17027395 del Seguro </w:t>
+        <w:t xml:space="preserve">B&amp;C Ajustadores y Peritos de Seguros S.A. habría realizado un indebido ajuste del siniestro ocurrido en el inmueble asegurado con la Póliza 17027395 del Seguro </w:t>
       </w:r>
       <w:proofErr w:type="spellStart"/>
       <w:r>
@@ -4907,7 +4907,7 @@
           <w:lang w:eastAsia="es-PE"/>
           <w14:ligatures w14:val="none"/>
         </w:rPr>
-        <w:t>°</w:t>
+        <w:t/>
       </w:r>
       <w:r>
         <w:rPr>
@@ -4925,7 +4925,7 @@
           <w:lang w:eastAsia="es-PE"/>
           <w14:ligatures w14:val="none"/>
         </w:rPr>
-        <w:t>°</w:t>
+        <w:t/>
       </w:r>
       <w:r>
         <w:rPr>
@@ -5023,7 +5023,7 @@
           <w:lang w:val="es-ES" w:eastAsia="es-ES"/>
           <w14:ligatures w14:val="none"/>
         </w:rPr>
-        <w:t xml:space="preserve">Póliza N°17027395 del Seguro </w:t>
+        <w:t xml:space="preserve">Póliza 17027395 del Seguro </w:t>
       </w:r>
       <w:proofErr w:type="spellStart"/>
       <w:r>
@@ -5071,7 +5071,7 @@
           <w:lang w:eastAsia="es-PE"/>
           <w14:ligatures w14:val="none"/>
         </w:rPr>
-        <w:t>°</w:t>
+        <w:t/>
       </w:r>
       <w:r>
         <w:rPr>
@@ -5089,7 +5089,7 @@
           <w:lang w:eastAsia="es-PE"/>
           <w14:ligatures w14:val="none"/>
         </w:rPr>
-        <w:t>°</w:t>
+        <w:t/>
       </w:r>
       <w:r>
         <w:rPr>
@@ -5108,7 +5108,7 @@
           <w:lang w:eastAsia="es-PE"/>
           <w14:ligatures w14:val="none"/>
         </w:rPr>
-        <w:t xml:space="preserve">.    </w:t>
+        <w:t xml:space="preserve">. </w:t>
       </w:r>
     </w:p>
     <w:p>
@@ -5238,7 +5238,7 @@
           <w:lang w:val="es-ES" w:eastAsia="es-ES"/>
           <w14:ligatures w14:val="none"/>
         </w:rPr>
-        <w:t xml:space="preserve">la Póliza N°17027395 del Seguro </w:t>
+        <w:t xml:space="preserve">la Póliza 17027395 del Seguro </w:t>
       </w:r>
       <w:proofErr w:type="spellStart"/>
       <w:r>
@@ -5268,7 +5268,7 @@
           <w:kern w:val="0"/>
           <w14:ligatures w14:val="none"/>
         </w:rPr>
-        <w:t>, mediante la comunicación N° PPS-01111/2026 del 18 de febrero de 2026</w:t>
+        <w:t>, mediante la comunicación PPS-01111/2026 del 18 de febrero de 2026</w:t>
       </w:r>
       <w:r>
         <w:rPr>
@@ -5286,7 +5286,7 @@
           <w:lang w:eastAsia="es-PE"/>
           <w14:ligatures w14:val="none"/>
         </w:rPr>
-        <w:t>°</w:t>
+        <w:t/>
       </w:r>
       <w:r>
         <w:rPr>
@@ -5304,7 +5304,7 @@
           <w:lang w:eastAsia="es-PE"/>
           <w14:ligatures w14:val="none"/>
         </w:rPr>
-        <w:t>°</w:t>
+        <w:t/>
       </w:r>
       <w:r>
         <w:rPr>
@@ -5418,7 +5418,7 @@
           <w:lang w:val="es-ES" w:eastAsia="es-ES"/>
           <w14:ligatures w14:val="none"/>
         </w:rPr>
-        <w:t xml:space="preserve">la Póliza N°17027395 del Seguro </w:t>
+        <w:t xml:space="preserve">la Póliza 17027395 del Seguro </w:t>
       </w:r>
       <w:proofErr w:type="spellStart"/>
       <w:r>
@@ -5476,7 +5476,7 @@
           <w:lang w:eastAsia="es-PE"/>
           <w14:ligatures w14:val="none"/>
         </w:rPr>
-        <w:t>°</w:t>
+        <w:t/>
       </w:r>
       <w:r>
         <w:rPr>
@@ -5494,7 +5494,7 @@
           <w:lang w:eastAsia="es-PE"/>
           <w14:ligatures w14:val="none"/>
         </w:rPr>
-        <w:t>°</w:t>
+        <w:t/>
       </w:r>
       <w:r>
         <w:rPr>
@@ -5513,7 +5513,7 @@
           <w:lang w:eastAsia="es-PE"/>
           <w14:ligatures w14:val="none"/>
         </w:rPr>
-        <w:t xml:space="preserve">.  </w:t>
+        <w:t xml:space="preserve">. </w:t>
       </w:r>
     </w:p>
     <w:p>
@@ -5592,7 +5592,7 @@
           <w:lang w:eastAsia="es-ES"/>
           <w14:ligatures w14:val="none"/>
         </w:rPr>
-        <w:t xml:space="preserve">Informe Final N°02 </w:t>
+        <w:t xml:space="preserve">Informe Final 02 </w:t>
       </w:r>
       <w:r>
         <w:rPr>
@@ -5630,7 +5630,7 @@
           <w:lang w:val="es-ES" w:eastAsia="es-ES"/>
           <w14:ligatures w14:val="none"/>
         </w:rPr>
-        <w:t xml:space="preserve">la Póliza N°17027395 del Seguro </w:t>
+        <w:t xml:space="preserve">la Póliza 17027395 del Seguro </w:t>
       </w:r>
       <w:proofErr w:type="spellStart"/>
       <w:r>
@@ -5687,7 +5687,7 @@
           <w:lang w:eastAsia="es-PE"/>
           <w14:ligatures w14:val="none"/>
         </w:rPr>
-        <w:t>°</w:t>
+        <w:t/>
       </w:r>
       <w:r>
         <w:rPr>
@@ -5705,7 +5705,7 @@
           <w:lang w:eastAsia="es-PE"/>
           <w14:ligatures w14:val="none"/>
         </w:rPr>
-        <w:t>°</w:t>
+        <w:t/>
       </w:r>
       <w:r>
         <w:rPr>
@@ -5792,7 +5792,7 @@
           <w:lang w:eastAsia="es-ES"/>
           <w14:ligatures w14:val="none"/>
         </w:rPr>
-        <w:t xml:space="preserve">Informe Final N°02 </w:t>
+        <w:t xml:space="preserve">Informe Final 02 </w:t>
       </w:r>
       <w:r>
         <w:rPr>
@@ -5830,7 +5830,7 @@
           <w:lang w:val="es-ES" w:eastAsia="es-ES"/>
           <w14:ligatures w14:val="none"/>
         </w:rPr>
-        <w:t xml:space="preserve">la Póliza N°17027395 del Seguro </w:t>
+        <w:t xml:space="preserve">la Póliza 17027395 del Seguro </w:t>
       </w:r>
       <w:proofErr w:type="spellStart"/>
       <w:r>
@@ -5878,7 +5878,7 @@
           <w:lang w:eastAsia="es-PE"/>
           <w14:ligatures w14:val="none"/>
         </w:rPr>
-        <w:t>°</w:t>
+        <w:t/>
       </w:r>
       <w:r>
         <w:rPr>
@@ -5896,7 +5896,7 @@
           <w:lang w:eastAsia="es-PE"/>
           <w14:ligatures w14:val="none"/>
         </w:rPr>
-        <w:t>°</w:t>
+        <w:t/>
       </w:r>
       <w:r>
         <w:rPr>
@@ -5915,7 +5915,7 @@
           <w:lang w:eastAsia="es-PE"/>
           <w14:ligatures w14:val="none"/>
         </w:rPr>
-        <w:t xml:space="preserve">.    </w:t>
+        <w:t xml:space="preserve">. </w:t>
       </w:r>
     </w:p>
     <w:p>
@@ -6233,7 +6233,7 @@
           <w:lang w:val="es-ES" w:eastAsia="es-ES"/>
           <w14:ligatures w14:val="none"/>
         </w:rPr>
-        <w:t xml:space="preserve">Póliza N°17027395 del Seguro </w:t>
+        <w:t xml:space="preserve">Póliza 17027395 del Seguro </w:t>
       </w:r>
       <w:proofErr w:type="spellStart"/>
       <w:r>
@@ -6480,7 +6480,7 @@
           <w:lang w:val="es-ES" w:eastAsia="es-ES"/>
           <w14:ligatures w14:val="none"/>
         </w:rPr>
-        <w:t xml:space="preserve">la Póliza N°17027395 del Seguro </w:t>
+        <w:t xml:space="preserve">la Póliza 17027395 del Seguro </w:t>
       </w:r>
       <w:proofErr w:type="spellStart"/>
       <w:r>
@@ -6645,7 +6645,7 @@
           <w:lang w:val="es-ES" w:eastAsia="es-ES"/>
           <w14:ligatures w14:val="none"/>
         </w:rPr>
-        <w:t xml:space="preserve">la Póliza N°17027395 del Seguro </w:t>
+        <w:t xml:space="preserve">la Póliza 17027395 del Seguro </w:t>
       </w:r>
       <w:proofErr w:type="spellStart"/>
       <w:r>
@@ -6750,7 +6750,7 @@
           <w:lang w:eastAsia="es-PE"/>
           <w14:ligatures w14:val="none"/>
         </w:rPr>
-        <w:t xml:space="preserve">RESOLUCIÓN DE LA SECRETARÍA TÉCNICA  </w:t>
+        <w:t xml:space="preserve">RESOLUCIÓN DE LA SECRETARÍA TÉCNICA </w:t>
       </w:r>
     </w:p>
     <w:p>
@@ -6961,7 +6961,7 @@
           <w:kern w:val="0"/>
           <w14:ligatures w14:val="none"/>
         </w:rPr>
-        <w:t xml:space="preserve">Presunta infracción a los artículos 18° y 19° de la Ley N° 29571, Código de Protección y Defensa del Consumidor, en tanto </w:t>
+        <w:t xml:space="preserve">Presunta infracción a los artículos 18 y 19 de la Ley 29571, Código de Protección y Defensa del Consumidor, en tanto </w:t>
       </w:r>
       <w:r>
         <w:rPr>
@@ -7014,7 +7014,7 @@
           <w:lang w:val="es-ES" w:eastAsia="es-ES"/>
           <w14:ligatures w14:val="none"/>
         </w:rPr>
-        <w:t xml:space="preserve">la Póliza N°17027395 del Seguro </w:t>
+        <w:t xml:space="preserve">la Póliza 17027395 del Seguro </w:t>
       </w:r>
       <w:proofErr w:type="spellStart"/>
       <w:r>
@@ -7092,7 +7092,7 @@
           <w:kern w:val="0"/>
           <w14:ligatures w14:val="none"/>
         </w:rPr>
-        <w:t xml:space="preserve">Presunta infracción a los artículos 18° y 19° de la Ley N° 29571, Código de Protección y Defensa del Consumidor, en tanto </w:t>
+        <w:t xml:space="preserve">Presunta infracción a los artículos 18 y 19 de la Ley 29571, Código de Protección y Defensa del Consumidor, en tanto </w:t>
       </w:r>
       <w:r>
         <w:rPr>
@@ -7153,7 +7153,7 @@
           <w:lang w:val="es-ES" w:eastAsia="es-ES"/>
           <w14:ligatures w14:val="none"/>
         </w:rPr>
-        <w:t xml:space="preserve">la Póliza N°17027395 del Seguro </w:t>
+        <w:t xml:space="preserve">la Póliza 17027395 del Seguro </w:t>
       </w:r>
       <w:proofErr w:type="spellStart"/>
       <w:r>
@@ -7222,7 +7222,7 @@
           <w:kern w:val="0"/>
           <w14:ligatures w14:val="none"/>
         </w:rPr>
-        <w:t xml:space="preserve">Presunta infracción a los artículos 18° y 19° de la Ley N° 29571, Código de Protección y Defensa del Consumidor, en tanto </w:t>
+        <w:t xml:space="preserve">Presunta infracción a los artículos 18 y 19 de la Ley 29571, Código de Protección y Defensa del Consumidor, en tanto </w:t>
       </w:r>
       <w:r>
         <w:rPr>
@@ -7278,7 +7278,7 @@
           <w:lang w:val="es-ES" w:eastAsia="es-ES"/>
           <w14:ligatures w14:val="none"/>
         </w:rPr>
-        <w:t xml:space="preserve">la Póliza N°17027395 del Seguro </w:t>
+        <w:t xml:space="preserve">la Póliza 17027395 del Seguro </w:t>
       </w:r>
       <w:proofErr w:type="spellStart"/>
       <w:r>
@@ -7347,7 +7347,7 @@
           <w:kern w:val="0"/>
           <w14:ligatures w14:val="none"/>
         </w:rPr>
-        <w:t xml:space="preserve">Presunta infracción a los artículos 18° y 19° de la Ley N° 29571, Código de Protección y Defensa del Consumidor, en tanto </w:t>
+        <w:t xml:space="preserve">Presunta infracción a los artículos 18 y 19 de la Ley 29571, Código de Protección y Defensa del Consumidor, en tanto </w:t>
       </w:r>
       <w:r>
         <w:rPr>
@@ -7383,7 +7383,7 @@
           <w:lang w:val="es-ES" w:eastAsia="es-ES"/>
           <w14:ligatures w14:val="none"/>
         </w:rPr>
-        <w:t xml:space="preserve">Póliza N°17027395 del Seguro </w:t>
+        <w:t xml:space="preserve">Póliza 17027395 del Seguro </w:t>
       </w:r>
       <w:proofErr w:type="spellStart"/>
       <w:r>
@@ -7453,7 +7453,7 @@
           <w:kern w:val="0"/>
           <w14:ligatures w14:val="none"/>
         </w:rPr>
-        <w:t xml:space="preserve">Presunta infracción a los artículos 18° y 19° de la Ley N° 29571, Código de Protección y Defensa del Consumidor, en tanto </w:t>
+        <w:t xml:space="preserve">Presunta infracción a los artículos 18 y 19 de la Ley 29571, Código de Protección y Defensa del Consumidor, en tanto </w:t>
       </w:r>
       <w:r>
         <w:rPr>
@@ -7524,7 +7524,7 @@
           <w:lang w:val="es-ES" w:eastAsia="es-ES"/>
           <w14:ligatures w14:val="none"/>
         </w:rPr>
-        <w:t xml:space="preserve">la Póliza N°17027395 del Seguro </w:t>
+        <w:t xml:space="preserve">la Póliza 17027395 del Seguro </w:t>
       </w:r>
       <w:proofErr w:type="spellStart"/>
       <w:r>
@@ -7562,7 +7562,7 @@
           <w:kern w:val="0"/>
           <w14:ligatures w14:val="none"/>
         </w:rPr>
-        <w:t>mediante la comunicación N° PPS-01111/2026 del 18 de febrero de 2026.</w:t>
+        <w:t>mediante la comunicación PPS-01111/2026 del 18 de febrero de 2026.</w:t>
       </w:r>
     </w:p>
     <w:p>
@@ -7607,7 +7607,7 @@
           <w:kern w:val="0"/>
           <w14:ligatures w14:val="none"/>
         </w:rPr>
-        <w:t xml:space="preserve">Presunta infracción a los artículos 18° y 19° de la Ley N° 29571, Código de Protección y Defensa del Consumidor, en tanto </w:t>
+        <w:t xml:space="preserve">Presunta infracción a los artículos 18 y 19 de la Ley 29571, Código de Protección y Defensa del Consumidor, en tanto </w:t>
       </w:r>
       <w:r>
         <w:rPr>
@@ -7692,7 +7692,7 @@
           <w:lang w:val="es-ES" w:eastAsia="es-ES"/>
           <w14:ligatures w14:val="none"/>
         </w:rPr>
-        <w:t xml:space="preserve">la Póliza N°17027395 del Seguro </w:t>
+        <w:t xml:space="preserve">la Póliza 17027395 del Seguro </w:t>
       </w:r>
       <w:proofErr w:type="spellStart"/>
       <w:r>
@@ -7819,7 +7819,7 @@
           <w:kern w:val="0"/>
           <w14:ligatures w14:val="none"/>
         </w:rPr>
-        <w:t xml:space="preserve">Presunta infracción a los artículos 18° y 19° de la Ley N° 29571, Código de Protección y Defensa del Consumidor, en tanto </w:t>
+        <w:t xml:space="preserve">Presunta infracción a los artículos 18 y 19 de la Ley 29571, Código de Protección y Defensa del Consumidor, en tanto </w:t>
       </w:r>
       <w:r>
         <w:rPr>
@@ -7860,7 +7860,7 @@
           <w:lang w:eastAsia="es-ES"/>
           <w14:ligatures w14:val="none"/>
         </w:rPr>
-        <w:t xml:space="preserve">Informe Final N°02 </w:t>
+        <w:t xml:space="preserve">Informe Final 02 </w:t>
       </w:r>
       <w:r>
         <w:rPr>
@@ -7930,7 +7930,7 @@
           <w:lang w:val="es-ES" w:eastAsia="es-ES"/>
           <w14:ligatures w14:val="none"/>
         </w:rPr>
-        <w:t xml:space="preserve">la Póliza N°17027395 del Seguro </w:t>
+        <w:t xml:space="preserve">la Póliza 17027395 del Seguro </w:t>
       </w:r>
       <w:proofErr w:type="spellStart"/>
       <w:r>
@@ -8024,7 +8024,7 @@
           <w:kern w:val="0"/>
           <w14:ligatures w14:val="none"/>
         </w:rPr>
-        <w:t xml:space="preserve">Presunta infracción a los artículos 18° y 19° de la Ley N° 29571, Código de Protección y Defensa del Consumidor, en tanto </w:t>
+        <w:t xml:space="preserve">Presunta infracción a los artículos 18 y 19 de la Ley 29571, Código de Protección y Defensa del Consumidor, en tanto </w:t>
       </w:r>
       <w:r>
         <w:rPr>
@@ -8059,7 +8059,7 @@
           <w:lang w:val="es-ES" w:eastAsia="es-ES"/>
           <w14:ligatures w14:val="none"/>
         </w:rPr>
-        <w:t xml:space="preserve">la Póliza N°17027395 del Seguro </w:t>
+        <w:t xml:space="preserve">la Póliza 17027395 del Seguro </w:t>
       </w:r>
       <w:proofErr w:type="spellStart"/>
       <w:r>
@@ -8475,7 +8475,7 @@
           <w:lang w:eastAsia="es-PE"/>
           <w14:ligatures w14:val="none"/>
         </w:rPr>
-        <w:t>°</w:t>
+        <w:t/>
       </w:r>
       <w:r>
         <w:rPr>
@@ -8553,7 +8553,7 @@
           <w:lang w:eastAsia="es-PE"/>
           <w14:ligatures w14:val="none"/>
         </w:rPr>
-        <w:t>°</w:t>
+        <w:t/>
       </w:r>
       <w:r>
         <w:rPr>
@@ -8774,7 +8774,7 @@
           <w:lang w:eastAsia="es-PE"/>
           <w14:ligatures w14:val="none"/>
         </w:rPr>
-        <w:t>°</w:t>
+        <w:t/>
       </w:r>
       <w:r>
         <w:rPr>
@@ -8980,7 +8980,7 @@
           <w:lang w:val="es-ES" w:eastAsia="es-ES"/>
           <w14:ligatures w14:val="none"/>
         </w:rPr>
-        <w:t xml:space="preserve">suscrita de la Póliza N°17027395 del Seguro </w:t>
+        <w:t xml:space="preserve">suscrita de la Póliza 17027395 del Seguro </w:t>
       </w:r>
       <w:proofErr w:type="spellStart"/>
       <w:r>
@@ -9204,7 +9204,7 @@
           <w:lang w:val="es-ES" w:eastAsia="es-ES"/>
           <w14:ligatures w14:val="none"/>
         </w:rPr>
-        <w:t xml:space="preserve">la Póliza N°17027395 del Seguro </w:t>
+        <w:t xml:space="preserve">la Póliza 17027395 del Seguro </w:t>
       </w:r>
       <w:proofErr w:type="spellStart"/>
       <w:r>
@@ -9386,7 +9386,7 @@
           <w:lang w:val="es-ES" w:eastAsia="es-ES"/>
           <w14:ligatures w14:val="none"/>
         </w:rPr>
-        <w:t xml:space="preserve">la Póliza N°17027395 del Seguro </w:t>
+        <w:t xml:space="preserve">la Póliza 17027395 del Seguro </w:t>
       </w:r>
       <w:proofErr w:type="spellStart"/>
       <w:r>
@@ -9519,7 +9519,7 @@
           <w:lang w:eastAsia="es-PE"/>
           <w14:ligatures w14:val="none"/>
         </w:rPr>
-        <w:t>°</w:t>
+        <w:t/>
       </w:r>
       <w:r>
         <w:rPr>
@@ -9539,7 +9539,7 @@
           <w:lang w:eastAsia="es-PE"/>
           <w14:ligatures w14:val="none"/>
         </w:rPr>
-        <w:t>Ley N° 29571</w:t>
+        <w:t>Ley 29571</w:t>
       </w:r>
       <w:r>
         <w:rPr>
@@ -9580,7 +9580,7 @@
           <w:lang w:eastAsia="es-PE"/>
           <w14:ligatures w14:val="none"/>
         </w:rPr>
-        <w:t>°</w:t>
+        <w:t/>
       </w:r>
       <w:r>
         <w:rPr>
@@ -9600,7 +9600,7 @@
           <w:lang w:eastAsia="es-PE"/>
           <w14:ligatures w14:val="none"/>
         </w:rPr>
-        <w:t>°</w:t>
+        <w:t/>
       </w:r>
       <w:r>
         <w:rPr>
@@ -9620,7 +9620,7 @@
           <w:lang w:eastAsia="es-PE"/>
           <w14:ligatures w14:val="none"/>
         </w:rPr>
-        <w:t>°</w:t>
+        <w:t/>
       </w:r>
       <w:r>
         <w:rPr>
@@ -9683,7 +9683,7 @@
           <w:lang w:eastAsia="es-PE"/>
           <w14:ligatures w14:val="none"/>
         </w:rPr>
-        <w:t>°</w:t>
+        <w:t/>
       </w:r>
       <w:r>
         <w:rPr>
@@ -9785,7 +9785,7 @@
           <w:lang w:eastAsia="es-PE"/>
           <w14:ligatures w14:val="none"/>
         </w:rPr>
-        <w:t>°</w:t>
+        <w:t/>
       </w:r>
       <w:r>
         <w:rPr>
@@ -9859,7 +9859,7 @@
           <w:lang w:eastAsia="es-PE"/>
           <w14:ligatures w14:val="none"/>
         </w:rPr>
-        <w:t>°</w:t>
+        <w:t/>
       </w:r>
       <w:r>
         <w:rPr>
@@ -9867,7 +9867,7 @@
           <w:kern w:val="0"/>
           <w14:ligatures w14:val="none"/>
         </w:rPr>
-        <w:t xml:space="preserve"> del Decreto Legislativo N° 807</w:t>
+        <w:t xml:space="preserve"> del Decreto Legislativo 807</w:t>
       </w:r>
       <w:r>
         <w:rPr>
@@ -10132,7 +10132,7 @@
           <w:lang w:eastAsia="es-PE"/>
           <w14:ligatures w14:val="none"/>
         </w:rPr>
-        <w:t>°</w:t>
+        <w:t/>
       </w:r>
       <w:r>
         <w:rPr>
@@ -10146,7 +10146,7 @@
           <w:rFonts w:ascii="Arial Narrow" w:hAnsi="Arial Narrow"/>
           <w:color w:val="000000"/>
         </w:rPr>
-        <w:t xml:space="preserve"> Decreto Supremo N° </w:t>
+        <w:t xml:space="preserve"> Decreto Supremo </w:t>
       </w:r>
       <w:r>
         <w:rPr>
@@ -10184,7 +10184,7 @@
           <w:lang w:eastAsia="es-PE"/>
           <w14:ligatures w14:val="none"/>
         </w:rPr>
-        <w:t>°</w:t>
+        <w:t/>
       </w:r>
       <w:r>
         <w:rPr>
@@ -10625,7 +10625,7 @@
           <w:color w:val="000000"/>
           <w:lang w:eastAsia="es-PE"/>
         </w:rPr>
-        <w:t>Comisión de Protección al Consumidor N°1</w:t>
+        <w:t>Comisión de Protección al Consumidor 1</w:t>
       </w:r>
     </w:p>
     <w:p>
@@ -10824,7 +10824,7 @@
           <w:szCs w:val="14"/>
         </w:rPr>
         <w:tab/>
-        <w:t>Denuncia remitida a esta Comisión mediante DOCUMENTO DE TRASLADO N° 089-2026-ILN-CPC/INDECOPI de fecha 8 de abril de 2026, recibida el 14 de abril de 2026.</w:t>
+        <w:t>Denuncia remitida a esta Comisión mediante DOCUMENTO DE TRASLADO 089-2026-ILN-CPC/INDECOPI de fecha 8 de abril de 2026, recibida el 14 de abril de 2026.</w:t>
       </w:r>
     </w:p>
     <w:p>
@@ -10941,7 +10941,7 @@
           <w:sz w:val="14"/>
           <w:szCs w:val="14"/>
         </w:rPr>
-        <w:t xml:space="preserve">  </w:t>
+        <w:t xml:space="preserve"> </w:t>
       </w:r>
       <w:r>
         <w:rPr>
@@ -10959,7 +10959,7 @@
           <w:sz w:val="14"/>
           <w:szCs w:val="14"/>
         </w:rPr>
-        <w:t>LEY N° 29571, CÓDIGO DE PROTECCIÓN Y DEFENSA DEL CONSUMIDOR, publicado el 2 de setiembre de 2010 y modificado por Decreto Legislativo N° 1308</w:t>
+        <w:t>LEY 29571, CÓDIGO DE PROTECCIÓN Y DEFENSA DEL CONSUMIDOR, publicado el 2 de setiembre de 2010 y modificado por Decreto Legislativo 1308</w:t>
       </w:r>
     </w:p>
     <w:p>
@@ -11027,7 +11027,7 @@
           <w:sz w:val="14"/>
           <w:szCs w:val="14"/>
         </w:rPr>
-        <w:t>El Instituto Nacional de Defensa de la Competencia y de la Protección de la Propiedad Intelectual (Indecopi) es la autoridad con competencia primaria y de alcance nacional para conocer las presuntas infracciones a las disposiciones contenidas en el presente Código, así como para imponer las sanciones y medidas correctivas establecidas en el presente capítulo, conforme al Decreto Legislativo N° 1033, Ley de Organización y Funciones del Indecopi. Dicha competencia solo puede ser negada cuando ella haya sido asignada o se asigne a favor de otro organismo por norma expresa con rango de ley.</w:t>
+        <w:t>El Instituto Nacional de Defensa de la Competencia y de la Protección de la Propiedad Intelectual (Indecopi) es la autoridad con competencia primaria y de alcance nacional para conocer las presuntas infracciones a las disposiciones contenidas en el presente Código, así como para imponer las sanciones y medidas correctivas establecidas en el presente capítulo, conforme al Decreto Legislativo 1033, Ley de Organización y Funciones del Indecopi. Dicha competencia solo puede ser negada cuando ella haya sido asignada o se asigne a favor de otro organismo por norma expresa con rango de ley.</w:t>
       </w:r>
     </w:p>
     <w:p>
@@ -11110,7 +11110,7 @@
           <w:sz w:val="14"/>
           <w:szCs w:val="14"/>
         </w:rPr>
-        <w:t>LEY DE ORGANIZACIÓN Y FUNCIONES DEL INDECOPI, APROBADA POR DECRETO LEGISLATIVO N° 1033</w:t>
+        <w:t>LEY DE ORGANIZACIÓN Y FUNCIONES DEL INDECOPI, APROBADA POR DECRETO LEGISLATIVO 1033</w:t>
       </w:r>
     </w:p>
     <w:p>
@@ -11235,7 +11235,7 @@
           <w:sz w:val="14"/>
           <w:szCs w:val="14"/>
         </w:rPr>
-        <w:t xml:space="preserve">           </w:t>
+        <w:t xml:space="preserve"> </w:t>
       </w:r>
       <w:r>
         <w:rPr>
@@ -11253,7 +11253,7 @@
           <w:sz w:val="14"/>
           <w:szCs w:val="14"/>
         </w:rPr>
-        <w:t>LEY N° 29571, CÓDIGO DE PROTECCIÓN Y DEFENSA DEL CONSUMIDOR, publicado el 2 de setiembre de 2010 y modificado por Decreto Legislativo N° 1308</w:t>
+        <w:t>LEY 29571, CÓDIGO DE PROTECCIÓN Y DEFENSA DEL CONSUMIDOR, publicado el 2 de setiembre de 2010 y modificado por Decreto Legislativo 1308</w:t>
       </w:r>
     </w:p>
     <w:p>
@@ -11416,7 +11416,7 @@
           <w:sz w:val="14"/>
           <w:szCs w:val="14"/>
         </w:rPr>
-        <w:t xml:space="preserve">  </w:t>
+        <w:t xml:space="preserve"> </w:t>
       </w:r>
       <w:r>
         <w:rPr>
@@ -11434,7 +11434,7 @@
           <w:sz w:val="14"/>
           <w:szCs w:val="14"/>
         </w:rPr>
-        <w:t>LEY SOBRE FACULTADES, NORMAS Y ORGANIZACIÓN DEL INDECOPI, APROBADA POR DECRETO LEGISLATIVO N° 807 Artículo 24.-</w:t>
+        <w:t>LEY SOBRE FACULTADES, NORMAS Y ORGANIZACIÓN DEL INDECOPI, APROBADA POR DECRETO LEGISLATIVO 807 Artículo 24.-</w:t>
       </w:r>
       <w:r>
         <w:rPr>
@@ -11621,7 +11621,7 @@
           <w:szCs w:val="14"/>
         </w:rPr>
         <w:tab/>
-        <w:t>El número de trabajadores se atenderá siempre que la empresa haya sido constituida antes de la vigencia de la Ley Nº 30056, publicada el 2 de julio de 2013, que modificó el artículo 5 del Texto Único Ordenado de la Ley de Promoción de la Competitividad, Formalización y Desarrollo de la Micro y Pequeña Empresa y de Acceso al Empleo Decente (LEY MYPE). Ello, en la medida que la Tercera Disposición Complementaria Transitoria de la norma modificatoria precisa que las empresas constituidas antes de la entrada en vigencia de dicha Ley se rigen por los requisitos de acogimiento al régimen de las micro y pequeñas empresas regulados en el Decreto Legislativo 1086.</w:t>
+        <w:t>El número de trabajadores se atenderá siempre que la empresa haya sido constituida antes de la vigencia de la Ley 30056, publicada el 2 de julio de 2013, que modificó el artículo 5 del Texto Único Ordenado de la Ley de Promoción de la Competitividad, Formalización y Desarrollo de la Micro y Pequeña Empresa y de Acceso al Empleo Decente (LEY MYPE). Ello, en la medida que la Tercera Disposición Complementaria Transitoria de la norma modificatoria precisa que las empresas constituidas antes de la entrada en vigencia de dicha Ley se rigen por los requisitos de acogimiento al régimen de las micro y pequeñas empresas regulados en el Decreto Legislativo 1086.</w:t>
       </w:r>
     </w:p>
     <w:p>
@@ -11699,7 +11699,7 @@
           <w:sz w:val="14"/>
           <w:szCs w:val="14"/>
         </w:rPr>
-        <w:t>N° 29571</w:t>
+        <w:t>29571</w:t>
       </w:r>
       <w:r>
         <w:rPr>
@@ -11727,7 +11727,7 @@
           <w:sz w:val="14"/>
           <w:szCs w:val="14"/>
         </w:rPr>
-        <w:t>publicado el 2 de setiembre de 2010 y modificado por Decreto Legislativo N° 1308</w:t>
+        <w:t>publicado el 2 de setiembre de 2010 y modificado por Decreto Legislativo 1308</w:t>
       </w:r>
     </w:p>
     <w:p>
@@ -11876,7 +11876,7 @@
           <w:szCs w:val="14"/>
           <w:vertAlign w:val="superscript"/>
         </w:rPr>
-        <w:t xml:space="preserve">  </w:t>
+        <w:t xml:space="preserve"> </w:t>
       </w:r>
       <w:r>
         <w:rPr>
@@ -11884,7 +11884,7 @@
           <w:sz w:val="14"/>
           <w:szCs w:val="14"/>
         </w:rPr>
-        <w:t xml:space="preserve">     </w:t>
+        <w:t xml:space="preserve"> </w:t>
       </w:r>
       <w:r>
         <w:rPr>
@@ -11919,7 +11919,7 @@
           <w:sz w:val="14"/>
           <w:szCs w:val="14"/>
         </w:rPr>
-        <w:t>N° 29571</w:t>
+        <w:t>29571</w:t>
       </w:r>
       <w:r>
         <w:rPr>
@@ -11947,7 +11947,7 @@
           <w:sz w:val="14"/>
           <w:szCs w:val="14"/>
         </w:rPr>
-        <w:t>publicado el 2 de setiembre de 2010 y modificado por Decreto Legislativo N° 1308</w:t>
+        <w:t>publicado el 2 de setiembre de 2010 y modificado por Decreto Legislativo 1308</w:t>
       </w:r>
     </w:p>
     <w:p>
@@ -11989,7 +11989,7 @@
           <w:sz w:val="14"/>
           <w:szCs w:val="14"/>
         </w:rPr>
-        <w:t>El órgano resolutivo puede sancionar las infracciones administrativas a que se refiere el artículo 108º con amonestación y multas de hasta cuatrocientos cincuenta (450) Unidades Impositivas Tributarias (UIT), las cuales son calificadas de la siguiente manera:</w:t>
+        <w:t>El órgano resolutivo puede sancionar las infracciones administrativas a que se refiere el artículo 108 con amonestación y multas de hasta cuatrocientos cincuenta (450) Unidades Impositivas Tributarias (UIT), las cuales son calificadas de la siguiente manera:</w:t>
       </w:r>
     </w:p>
     <w:p>
@@ -12125,7 +12125,7 @@
           <w:sz w:val="14"/>
           <w:szCs w:val="14"/>
         </w:rPr>
-        <w:t xml:space="preserve">        </w:t>
+        <w:t xml:space="preserve"> </w:t>
       </w:r>
       <w:r>
         <w:rPr>
@@ -12143,7 +12143,7 @@
           <w:sz w:val="14"/>
           <w:szCs w:val="14"/>
         </w:rPr>
-        <w:t>LEY N° 29571, CÓDIGO DE PROTECCIÓN Y DEFENSA DEL CONSUMIDOR, publicado el 2 de setiembre de 2010 y modificado por Decreto Legislativo N° 1308</w:t>
+        <w:t>LEY 29571, CÓDIGO DE PROTECCIÓN Y DEFENSA DEL CONSUMIDOR, publicado el 2 de setiembre de 2010 y modificado por Decreto Legislativo 1308</w:t>
       </w:r>
     </w:p>
     <w:p>
@@ -12952,7 +12952,7 @@
           <w:sz w:val="14"/>
           <w:szCs w:val="14"/>
         </w:rPr>
-        <w:t xml:space="preserve">         </w:t>
+        <w:t xml:space="preserve"> </w:t>
       </w:r>
       <w:r>
         <w:rPr>
@@ -12987,7 +12987,7 @@
           <w:sz w:val="14"/>
           <w:szCs w:val="14"/>
         </w:rPr>
-        <w:t>N° 29571</w:t>
+        <w:t>29571</w:t>
       </w:r>
       <w:r>
         <w:rPr>
@@ -13015,7 +13015,7 @@
           <w:sz w:val="14"/>
           <w:szCs w:val="14"/>
         </w:rPr>
-        <w:t>publicado el 2 de setiembre de 2010 y modificado por Decreto Legislativo N° 1308</w:t>
+        <w:t>publicado el 2 de setiembre de 2010 y modificado por Decreto Legislativo 1308</w:t>
       </w:r>
     </w:p>
     <w:p>
@@ -13241,7 +13241,7 @@
           <w:szCs w:val="14"/>
         </w:rPr>
         <w:tab/>
-        <w:t>DECRETO LEGISLATIVO Nº 807, LEY SOBRE FACULTADES, NORMAS Y ORGANIZACIÓN DEL INDECOPI FACULTADES DE LAS COMISIONES Y OFICINAS DEL INDECOPI</w:t>
+        <w:t>DECRETO LEGISLATIVO 807, LEY SOBRE FACULTADES, NORMAS Y ORGANIZACIÓN DEL INDECOPI FACULTADES DE LAS COMISIONES Y OFICINAS DEL INDECOPI</w:t>
       </w:r>
     </w:p>
     <w:p>
@@ -13334,7 +13334,7 @@
           <w:sz w:val="15"/>
           <w:szCs w:val="15"/>
         </w:rPr>
-        <w:t xml:space="preserve">TEXTO ÚNICO ORDENADO DE LA LEY DEL PROCEDIMIENTO ADMINISTRATIVO GENERAL, aprobado mediante DECRETO SUPREMO N° </w:t>
+        <w:t xml:space="preserve">TEXTO ÚNICO ORDENADO DE LA LEY DEL PROCEDIMIENTO ADMINISTRATIVO GENERAL, aprobado mediante DECRETO SUPREMO </w:t>
       </w:r>
       <w:r>
         <w:rPr>
@@ -13712,7 +13712,7 @@
               <w:sz w:val="16"/>
               <w:szCs w:val="16"/>
             </w:rPr>
-            <w:t xml:space="preserve">CNICA DE LA    </w:t>
+            <w:t xml:space="preserve">CNICA DE LA </w:t>
           </w:r>
         </w:p>
         <w:p>
